--- a/practice/pr9-text-document-viewer/Практическая работа 9 (Unity 6.3 LTS, TextMeshPro).docx
+++ b/practice/pr9-text-document-viewer/Практическая работа 9 (Unity 6.3 LTS, TextMeshPro).docx
@@ -8469,6 +8469,25 @@
           <w:szCs w:val="18"/>
         </w:rPr>
         <w:t xml:space="preserve">            Button btn = Instantiate(fileButtonPrefab, contentParent);</w:t>
+      </w:r>
+    </w:p>
+    <w:p>
+      <w:pPr>
+        <w:pBdr>
+          <w:left w:val="single" w:color="BFBFBF" w:sz="6" w:space="4"/>
+          <w:right w:val="single" w:color="BFBFBF" w:sz="6" w:space="4"/>
+        </w:pBdr>
+        <w:shd w:fill="F2F2F2" w:color="auto" w:val="clear"/>
+        <w:spacing w:after="0" w:line="240"/>
+        <w:ind w:left="150" w:right="150"/>
+      </w:pPr>
+      <w:r>
+        <w:rPr>
+          <w:rFonts w:ascii="Consolas" w:cs="Consolas" w:eastAsia="Consolas" w:hAnsi="Consolas"/>
+          <w:sz w:val="18"/>
+          <w:szCs w:val="18"/>
+        </w:rPr>
+        <w:t xml:space="preserve">            btn.gameObject.SetActive(true);</w:t>
       </w:r>
     </w:p>
     <w:p>
